--- a/assets/template.docx
+++ b/assets/template.docx
@@ -3406,15 +3406,25 @@
                 <w:sz w:val="22"/>
                 <w:szCs w:val="22"/>
               </w:rPr>
-              <w:t xml:space="preserve">Начальная сумма цен единиц товаров: </w:t>
-            </w:r>
-            <w:r>
-              <w:rPr>
-                <w:rFonts w:ascii="PT Astra Serif" w:hAnsi="PT Astra Serif" w:cs="PT Astra Serif"/>
-                <w:sz w:val="22"/>
-                <w:szCs w:val="22"/>
-              </w:rPr>
-              <w:t>{{sum_ai92}}+{{sum_ai95}}+{{sum_dt_summer}}+{{sum_dt_winter}}={{total_sum}} ({{</w:t>
+              <w:t>Начальная сумма цен единиц товаров: {{sum_ai92</w:t>
+            </w:r>
+            <w:proofErr w:type="gramStart"/>
+            <w:r>
+              <w:rPr>
+                <w:rFonts w:ascii="PT Astra Serif" w:hAnsi="PT Astra Serif" w:cs="PT Astra Serif"/>
+                <w:sz w:val="22"/>
+                <w:szCs w:val="22"/>
+              </w:rPr>
+              <w:t>}}+</w:t>
+            </w:r>
+            <w:proofErr w:type="gramEnd"/>
+            <w:r>
+              <w:rPr>
+                <w:rFonts w:ascii="PT Astra Serif" w:hAnsi="PT Astra Serif" w:cs="PT Astra Serif"/>
+                <w:sz w:val="22"/>
+                <w:szCs w:val="22"/>
+              </w:rPr>
+              <w:t>{{sum_ai95}}+{{sum_dt_summer}}+{{sum_dt_winter}}={{total_rub}} ({{</w:t>
             </w:r>
             <w:proofErr w:type="spellStart"/>
             <w:r>
@@ -3488,8 +3498,6 @@
               </w:rPr>
               <w:t>}}.</w:t>
             </w:r>
-            <w:bookmarkStart w:id="0" w:name="_GoBack"/>
-            <w:bookmarkEnd w:id="0"/>
           </w:p>
           <w:p>
             <w:pPr>
@@ -3514,7 +3522,7 @@
                 <w:rFonts w:ascii="PT Astra Serif" w:hAnsi="PT Astra Serif" w:cs="PT Astra Serif"/>
                 <w:szCs w:val="22"/>
               </w:rPr>
-              <w:t>max_contract_price</w:t>
+              <w:t>max_contract_rub</w:t>
             </w:r>
             <w:proofErr w:type="spellEnd"/>
             <w:r>
@@ -3588,6 +3596,8 @@
               </w:rPr>
               <w:t>}}.</w:t>
             </w:r>
+            <w:bookmarkStart w:id="0" w:name="_GoBack"/>
+            <w:bookmarkEnd w:id="0"/>
           </w:p>
         </w:tc>
       </w:tr>
